--- a/constitucion_sas_nova_bienestar/docx/03_Certificacion_de_capital_y_declaracion_Ley_1780.docx
+++ b/constitucion_sas_nova_bienestar/docx/03_Certificacion_de_capital_y_declaracion_Ley_1780.docx
@@ -361,13 +361,15 @@
         <w:jc w:val="center"/>
         <w:tblLayout w:type="fixed"/>
         <w:tblLook w:firstColumn="1" w:firstRow="1" w:lastColumn="0" w:lastRow="0" w:noHBand="0" w:noVBand="1" w:val="04A0"/>
+        <w:tblW w:w="9123" w:type="dxa"/>
+        <w:tblLayout w:type="fixed"/>
       </w:tblPr>
       <w:tblGrid>
-        <w:gridCol w:w="1824"/>
-        <w:gridCol w:w="1824"/>
-        <w:gridCol w:w="1824"/>
-        <w:gridCol w:w="1824"/>
-        <w:gridCol w:w="1824"/>
+        <w:gridCol w:w="3101"/>
+        <w:gridCol w:w="1551"/>
+        <w:gridCol w:w="1551"/>
+        <w:gridCol w:w="1460"/>
+        <w:gridCol w:w="1460"/>
       </w:tblGrid>
       <w:tr>
         <w:tc>

--- a/constitucion_sas_nova_bienestar/docx/03_Certificacion_de_capital_y_declaracion_Ley_1780.docx
+++ b/constitucion_sas_nova_bienestar/docx/03_Certificacion_de_capital_y_declaracion_Ley_1780.docx
@@ -115,61 +115,7 @@
           <w:i w:val="0"/>
           <w:u w:val="none"/>
         </w:rPr>
-        <w:t>, identificado(a) con cédula de ciudadanía n.º [</w:t>
-      </w:r>
-      <w:r>
-        <w:rPr>
-          <w:rFonts w:ascii="Times New Roman" w:hAnsi="Times New Roman"/>
-          <w:b w:val="0"/>
-          <w:i w:val="0"/>
-          <w:u w:val="single"/>
-        </w:rPr>
-        <w:t>_</w:t>
-      </w:r>
-      <w:r>
-        <w:rPr>
-          <w:rFonts w:ascii="Times New Roman" w:hAnsi="Times New Roman"/>
-          <w:b w:val="0"/>
-          <w:i w:val="0"/>
-          <w:u w:val="single"/>
-        </w:rPr>
-        <w:t>_</w:t>
-      </w:r>
-      <w:r>
-        <w:rPr>
-          <w:rFonts w:ascii="Times New Roman" w:hAnsi="Times New Roman"/>
-          <w:b w:val="0"/>
-          <w:i w:val="0"/>
-          <w:u w:val="none"/>
-        </w:rPr>
-        <w:t>] y portador(a) de la tarjeta profesional n.º [</w:t>
-      </w:r>
-      <w:r>
-        <w:rPr>
-          <w:rFonts w:ascii="Times New Roman" w:hAnsi="Times New Roman"/>
-          <w:b w:val="0"/>
-          <w:i w:val="0"/>
-          <w:u w:val="single"/>
-        </w:rPr>
-        <w:t>_</w:t>
-      </w:r>
-      <w:r>
-        <w:rPr>
-          <w:rFonts w:ascii="Times New Roman" w:hAnsi="Times New Roman"/>
-          <w:b w:val="0"/>
-          <w:i w:val="0"/>
-          <w:u w:val="single"/>
-        </w:rPr>
-        <w:t>_</w:t>
-      </w:r>
-      <w:r>
-        <w:rPr>
-          <w:rFonts w:ascii="Times New Roman" w:hAnsi="Times New Roman"/>
-          <w:b w:val="0"/>
-          <w:i w:val="0"/>
-          <w:u w:val="none"/>
-        </w:rPr>
-        <w:t xml:space="preserve">] expedida por la Junta Central de Contadores, en su calidad de </w:t>
+        <w:t xml:space="preserve">, identificado(a) con cédula de ciudadanía n.º [__________] y portador(a) de la tarjeta profesional n.º [__________] expedida por la Junta Central de Contadores, en su calidad de </w:t>
       </w:r>
       <w:r>
         <w:rPr>
@@ -1166,53 +1112,9 @@
                 <w:rFonts w:ascii="Times New Roman" w:hAnsi="Times New Roman"/>
                 <w:b w:val="0"/>
                 <w:i w:val="0"/>
-                <w:u w:val="single"/>
+                <w:u w:val="none"/>
               </w:rPr>
-              <w:t>_</w:t>
-            </w:r>
-            <w:r>
-              <w:rPr>
-                <w:rFonts w:ascii="Times New Roman" w:hAnsi="Times New Roman"/>
-                <w:b w:val="0"/>
-                <w:i w:val="0"/>
-                <w:u w:val="single"/>
-              </w:rPr>
-              <w:t>_</w:t>
-            </w:r>
-            <w:r>
-              <w:rPr>
-                <w:rFonts w:ascii="Times New Roman" w:hAnsi="Times New Roman"/>
-                <w:b w:val="0"/>
-                <w:i w:val="0"/>
-                <w:u w:val="single"/>
-              </w:rPr>
-              <w:t>_</w:t>
-            </w:r>
-            <w:r>
-              <w:rPr>
-                <w:rFonts w:ascii="Times New Roman" w:hAnsi="Times New Roman"/>
-                <w:b w:val="0"/>
-                <w:i w:val="0"/>
-                <w:u w:val="single"/>
-              </w:rPr>
-              <w:t>_</w:t>
-            </w:r>
-            <w:r>
-              <w:rPr>
-                <w:rFonts w:ascii="Times New Roman" w:hAnsi="Times New Roman"/>
-                <w:b w:val="0"/>
-                <w:i w:val="0"/>
-                <w:u w:val="single"/>
-              </w:rPr>
-              <w:t>_</w:t>
-            </w:r>
-            <w:r>
-              <w:rPr>
-                <w:rFonts w:ascii="Times New Roman" w:hAnsi="Times New Roman"/>
-                <w:b w:val="0"/>
-                <w:i w:val="0"/>
-                <w:u w:val="single"/>
-              </w:rPr>
+              <w:t>____________________________</w:t>
             </w:r>
           </w:p>
           <w:p>
@@ -1274,53 +1176,9 @@
                 <w:rFonts w:ascii="Times New Roman" w:hAnsi="Times New Roman"/>
                 <w:b w:val="0"/>
                 <w:i w:val="0"/>
-                <w:u w:val="single"/>
+                <w:u w:val="none"/>
               </w:rPr>
-              <w:t>_</w:t>
-            </w:r>
-            <w:r>
-              <w:rPr>
-                <w:rFonts w:ascii="Times New Roman" w:hAnsi="Times New Roman"/>
-                <w:b w:val="0"/>
-                <w:i w:val="0"/>
-                <w:u w:val="single"/>
-              </w:rPr>
-              <w:t>_</w:t>
-            </w:r>
-            <w:r>
-              <w:rPr>
-                <w:rFonts w:ascii="Times New Roman" w:hAnsi="Times New Roman"/>
-                <w:b w:val="0"/>
-                <w:i w:val="0"/>
-                <w:u w:val="single"/>
-              </w:rPr>
-              <w:t>_</w:t>
-            </w:r>
-            <w:r>
-              <w:rPr>
-                <w:rFonts w:ascii="Times New Roman" w:hAnsi="Times New Roman"/>
-                <w:b w:val="0"/>
-                <w:i w:val="0"/>
-                <w:u w:val="single"/>
-              </w:rPr>
-              <w:t>_</w:t>
-            </w:r>
-            <w:r>
-              <w:rPr>
-                <w:rFonts w:ascii="Times New Roman" w:hAnsi="Times New Roman"/>
-                <w:b w:val="0"/>
-                <w:i w:val="0"/>
-                <w:u w:val="single"/>
-              </w:rPr>
-              <w:t>_</w:t>
-            </w:r>
-            <w:r>
-              <w:rPr>
-                <w:rFonts w:ascii="Times New Roman" w:hAnsi="Times New Roman"/>
-                <w:b w:val="0"/>
-                <w:i w:val="0"/>
-                <w:u w:val="single"/>
-              </w:rPr>
+              <w:t>____________________________</w:t>
             </w:r>
           </w:p>
           <w:p>
@@ -1350,36 +1208,7 @@
                 <w:sz w:val="20"/>
                 <w:u w:val="none"/>
               </w:rPr>
-              <w:t xml:space="preserve">C.C. n.º </w:t>
-            </w:r>
-            <w:r>
-              <w:rPr>
-                <w:rFonts w:ascii="Times New Roman" w:hAnsi="Times New Roman"/>
-                <w:b w:val="0"/>
-                <w:i w:val="0"/>
-                <w:sz w:val="20"/>
-                <w:u w:val="single"/>
-              </w:rPr>
-              <w:t>_</w:t>
-            </w:r>
-            <w:r>
-              <w:rPr>
-                <w:rFonts w:ascii="Times New Roman" w:hAnsi="Times New Roman"/>
-                <w:b w:val="0"/>
-                <w:i w:val="0"/>
-                <w:sz w:val="20"/>
-                <w:u w:val="single"/>
-              </w:rPr>
-              <w:t>_</w:t>
-            </w:r>
-            <w:r>
-              <w:rPr>
-                <w:rFonts w:ascii="Times New Roman" w:hAnsi="Times New Roman"/>
-                <w:b w:val="0"/>
-                <w:i w:val="0"/>
-                <w:sz w:val="20"/>
-                <w:u w:val="single"/>
-              </w:rPr>
+              <w:t>C.C. n.º ____________</w:t>
             </w:r>
           </w:p>
           <w:p>
@@ -1394,37 +1223,7 @@
                 <w:sz w:val="20"/>
                 <w:u w:val="none"/>
               </w:rPr>
-              <w:t xml:space="preserve">T.P. n.º </w:t>
-            </w:r>
-            <w:r>
-              <w:rPr>
-                <w:rFonts w:ascii="Times New Roman" w:hAnsi="Times New Roman"/>
-                <w:b w:val="0"/>
-                <w:i w:val="0"/>
-                <w:sz w:val="20"/>
-                <w:u w:val="single"/>
-              </w:rPr>
-              <w:t>_</w:t>
-            </w:r>
-            <w:r>
-              <w:rPr>
-                <w:rFonts w:ascii="Times New Roman" w:hAnsi="Times New Roman"/>
-                <w:b w:val="0"/>
-                <w:i w:val="0"/>
-                <w:sz w:val="20"/>
-                <w:u w:val="single"/>
-              </w:rPr>
-              <w:t>_</w:t>
-            </w:r>
-            <w:r>
-              <w:rPr>
-                <w:rFonts w:ascii="Times New Roman" w:hAnsi="Times New Roman"/>
-                <w:b w:val="0"/>
-                <w:i w:val="0"/>
-                <w:sz w:val="20"/>
-                <w:u w:val="none"/>
-              </w:rPr>
-              <w:t>__ - JCC</w:t>
+              <w:t>T.P. n.º ____________ - JCC</w:t>
             </w:r>
           </w:p>
           <w:p>
@@ -2118,53 +1917,9 @@
                 <w:rFonts w:ascii="Times New Roman" w:hAnsi="Times New Roman"/>
                 <w:b w:val="0"/>
                 <w:i w:val="0"/>
-                <w:u w:val="single"/>
+                <w:u w:val="none"/>
               </w:rPr>
-              <w:t>_</w:t>
-            </w:r>
-            <w:r>
-              <w:rPr>
-                <w:rFonts w:ascii="Times New Roman" w:hAnsi="Times New Roman"/>
-                <w:b w:val="0"/>
-                <w:i w:val="0"/>
-                <w:u w:val="single"/>
-              </w:rPr>
-              <w:t>_</w:t>
-            </w:r>
-            <w:r>
-              <w:rPr>
-                <w:rFonts w:ascii="Times New Roman" w:hAnsi="Times New Roman"/>
-                <w:b w:val="0"/>
-                <w:i w:val="0"/>
-                <w:u w:val="single"/>
-              </w:rPr>
-              <w:t>_</w:t>
-            </w:r>
-            <w:r>
-              <w:rPr>
-                <w:rFonts w:ascii="Times New Roman" w:hAnsi="Times New Roman"/>
-                <w:b w:val="0"/>
-                <w:i w:val="0"/>
-                <w:u w:val="single"/>
-              </w:rPr>
-              <w:t>_</w:t>
-            </w:r>
-            <w:r>
-              <w:rPr>
-                <w:rFonts w:ascii="Times New Roman" w:hAnsi="Times New Roman"/>
-                <w:b w:val="0"/>
-                <w:i w:val="0"/>
-                <w:u w:val="single"/>
-              </w:rPr>
-              <w:t>_</w:t>
-            </w:r>
-            <w:r>
-              <w:rPr>
-                <w:rFonts w:ascii="Times New Roman" w:hAnsi="Times New Roman"/>
-                <w:b w:val="0"/>
-                <w:i w:val="0"/>
-                <w:u w:val="single"/>
-              </w:rPr>
+              <w:t>____________________________</w:t>
             </w:r>
           </w:p>
           <w:p>
@@ -2226,53 +1981,9 @@
                 <w:rFonts w:ascii="Times New Roman" w:hAnsi="Times New Roman"/>
                 <w:b w:val="0"/>
                 <w:i w:val="0"/>
-                <w:u w:val="single"/>
+                <w:u w:val="none"/>
               </w:rPr>
-              <w:t>_</w:t>
-            </w:r>
-            <w:r>
-              <w:rPr>
-                <w:rFonts w:ascii="Times New Roman" w:hAnsi="Times New Roman"/>
-                <w:b w:val="0"/>
-                <w:i w:val="0"/>
-                <w:u w:val="single"/>
-              </w:rPr>
-              <w:t>_</w:t>
-            </w:r>
-            <w:r>
-              <w:rPr>
-                <w:rFonts w:ascii="Times New Roman" w:hAnsi="Times New Roman"/>
-                <w:b w:val="0"/>
-                <w:i w:val="0"/>
-                <w:u w:val="single"/>
-              </w:rPr>
-              <w:t>_</w:t>
-            </w:r>
-            <w:r>
-              <w:rPr>
-                <w:rFonts w:ascii="Times New Roman" w:hAnsi="Times New Roman"/>
-                <w:b w:val="0"/>
-                <w:i w:val="0"/>
-                <w:u w:val="single"/>
-              </w:rPr>
-              <w:t>_</w:t>
-            </w:r>
-            <w:r>
-              <w:rPr>
-                <w:rFonts w:ascii="Times New Roman" w:hAnsi="Times New Roman"/>
-                <w:b w:val="0"/>
-                <w:i w:val="0"/>
-                <w:u w:val="single"/>
-              </w:rPr>
-              <w:t>_</w:t>
-            </w:r>
-            <w:r>
-              <w:rPr>
-                <w:rFonts w:ascii="Times New Roman" w:hAnsi="Times New Roman"/>
-                <w:b w:val="0"/>
-                <w:i w:val="0"/>
-                <w:u w:val="single"/>
-              </w:rPr>
+              <w:t>____________________________</w:t>
             </w:r>
           </w:p>
           <w:p>

--- a/constitucion_sas_nova_bienestar/docx/03_Certificacion_de_capital_y_declaracion_Ley_1780.docx
+++ b/constitucion_sas_nova_bienestar/docx/03_Certificacion_de_capital_y_declaracion_Ley_1780.docx
@@ -1728,6 +1728,785 @@
           <w:i w:val="0"/>
           <w:u w:val="none"/>
         </w:rPr>
+        <w:t>CUARTO BIS — Relación de trabajadores vinculados directamente.</w:t>
+      </w:r>
+      <w:r>
+        <w:rPr>
+          <w:rFonts w:ascii="Times New Roman" w:hAnsi="Times New Roman"/>
+          <w:b w:val="0"/>
+          <w:i w:val="0"/>
+          <w:u w:val="none"/>
+        </w:rPr>
+        <w:t xml:space="preserve"> En cumplimiento de lo exigido por el numeral 3.4 de la guía registral de la Cámara de Comercio de Medellín para Antioquia, que impone informar el </w:t>
+      </w:r>
+      <w:r>
+        <w:rPr>
+          <w:rFonts w:ascii="Times New Roman" w:hAnsi="Times New Roman"/>
+          <w:b/>
+          <w:i w:val="0"/>
+          <w:u w:val="none"/>
+        </w:rPr>
+        <w:t>nombre e identificación de los trabajadores vinculados directamente con la sociedad</w:t>
+      </w:r>
+      <w:r>
+        <w:rPr>
+          <w:rFonts w:ascii="Times New Roman" w:hAnsi="Times New Roman"/>
+          <w:b w:val="0"/>
+          <w:i w:val="0"/>
+          <w:u w:val="none"/>
+        </w:rPr>
+        <w:t>, se relaciona la planta de personal con la cual la sociedad iniciará operaciones:</w:t>
+      </w:r>
+    </w:p>
+    <w:tbl>
+      <w:tblPr>
+        <w:tblStyle w:val="TableGrid"/>
+        <w:tblW w:type="auto" w:w="0"/>
+        <w:jc w:val="center"/>
+        <w:tblLayout w:type="fixed"/>
+        <w:tblLook w:firstColumn="1" w:firstRow="1" w:lastColumn="0" w:lastRow="0" w:noHBand="0" w:noVBand="1" w:val="04A0"/>
+        <w:tblW w:w="9123" w:type="dxa"/>
+        <w:tblLayout w:type="fixed"/>
+      </w:tblPr>
+      <w:tblGrid>
+        <w:gridCol w:w="730"/>
+        <w:gridCol w:w="3649"/>
+        <w:gridCol w:w="2372"/>
+        <w:gridCol w:w="2372"/>
+      </w:tblGrid>
+      <w:tr>
+        <w:tc>
+          <w:tcPr>
+            <w:tcW w:type="dxa" w:w="730"/>
+            <w:shd w:val="clear" w:color="auto" w:fill="D9D9D9"/>
+          </w:tcPr>
+          <w:p>
+            <w:pPr>
+              <w:spacing w:after="40" w:before="40" w:line="240" w:lineRule="auto"/>
+              <w:jc w:val="center"/>
+            </w:pPr>
+            <w:r>
+              <w:rPr>
+                <w:rFonts w:ascii="Times New Roman" w:hAnsi="Times New Roman"/>
+                <w:b/>
+                <w:i w:val="0"/>
+                <w:sz w:val="20"/>
+                <w:u w:val="none"/>
+              </w:rPr>
+              <w:t>N.º</w:t>
+            </w:r>
+          </w:p>
+        </w:tc>
+        <w:tc>
+          <w:tcPr>
+            <w:tcW w:type="dxa" w:w="3649"/>
+            <w:shd w:val="clear" w:color="auto" w:fill="D9D9D9"/>
+          </w:tcPr>
+          <w:p>
+            <w:pPr>
+              <w:spacing w:after="40" w:before="40" w:line="240" w:lineRule="auto"/>
+              <w:jc w:val="center"/>
+            </w:pPr>
+            <w:r>
+              <w:rPr>
+                <w:rFonts w:ascii="Times New Roman" w:hAnsi="Times New Roman"/>
+                <w:b/>
+                <w:i w:val="0"/>
+                <w:sz w:val="20"/>
+                <w:u w:val="none"/>
+              </w:rPr>
+              <w:t>Nombre completo del trabajador</w:t>
+            </w:r>
+          </w:p>
+        </w:tc>
+        <w:tc>
+          <w:tcPr>
+            <w:tcW w:type="dxa" w:w="2372"/>
+            <w:shd w:val="clear" w:color="auto" w:fill="D9D9D9"/>
+          </w:tcPr>
+          <w:p>
+            <w:pPr>
+              <w:spacing w:after="40" w:before="40" w:line="240" w:lineRule="auto"/>
+              <w:jc w:val="center"/>
+            </w:pPr>
+            <w:r>
+              <w:rPr>
+                <w:rFonts w:ascii="Times New Roman" w:hAnsi="Times New Roman"/>
+                <w:b/>
+                <w:i w:val="0"/>
+                <w:sz w:val="20"/>
+                <w:u w:val="none"/>
+              </w:rPr>
+              <w:t>Documento de identidad</w:t>
+            </w:r>
+          </w:p>
+        </w:tc>
+        <w:tc>
+          <w:tcPr>
+            <w:tcW w:type="dxa" w:w="2372"/>
+            <w:shd w:val="clear" w:color="auto" w:fill="D9D9D9"/>
+          </w:tcPr>
+          <w:p>
+            <w:pPr>
+              <w:spacing w:after="40" w:before="40" w:line="240" w:lineRule="auto"/>
+              <w:jc w:val="center"/>
+            </w:pPr>
+            <w:r>
+              <w:rPr>
+                <w:rFonts w:ascii="Times New Roman" w:hAnsi="Times New Roman"/>
+                <w:b/>
+                <w:i w:val="0"/>
+                <w:sz w:val="20"/>
+                <w:u w:val="none"/>
+              </w:rPr>
+              <w:t>Cargo</w:t>
+            </w:r>
+          </w:p>
+        </w:tc>
+      </w:tr>
+      <w:tr>
+        <w:tc>
+          <w:tcPr>
+            <w:tcW w:type="dxa" w:w="730"/>
+          </w:tcPr>
+          <w:p>
+            <w:pPr>
+              <w:spacing w:after="40" w:before="40" w:line="240" w:lineRule="auto"/>
+              <w:jc w:val="left"/>
+            </w:pPr>
+            <w:r>
+              <w:rPr>
+                <w:rFonts w:ascii="Times New Roman" w:hAnsi="Times New Roman"/>
+                <w:b w:val="0"/>
+                <w:i w:val="0"/>
+                <w:sz w:val="20"/>
+                <w:u w:val="none"/>
+              </w:rPr>
+              <w:t>1</w:t>
+            </w:r>
+          </w:p>
+        </w:tc>
+        <w:tc>
+          <w:tcPr>
+            <w:tcW w:type="dxa" w:w="3649"/>
+          </w:tcPr>
+          <w:p>
+            <w:pPr>
+              <w:spacing w:after="40" w:before="40" w:line="240" w:lineRule="auto"/>
+              <w:jc w:val="left"/>
+            </w:pPr>
+          </w:p>
+        </w:tc>
+        <w:tc>
+          <w:tcPr>
+            <w:tcW w:type="dxa" w:w="2372"/>
+          </w:tcPr>
+          <w:p>
+            <w:pPr>
+              <w:spacing w:after="40" w:before="40" w:line="240" w:lineRule="auto"/>
+              <w:jc w:val="left"/>
+            </w:pPr>
+          </w:p>
+        </w:tc>
+        <w:tc>
+          <w:tcPr>
+            <w:tcW w:type="dxa" w:w="2372"/>
+          </w:tcPr>
+          <w:p>
+            <w:pPr>
+              <w:spacing w:after="40" w:before="40" w:line="240" w:lineRule="auto"/>
+              <w:jc w:val="left"/>
+            </w:pPr>
+          </w:p>
+        </w:tc>
+      </w:tr>
+      <w:tr>
+        <w:tc>
+          <w:tcPr>
+            <w:tcW w:type="dxa" w:w="730"/>
+          </w:tcPr>
+          <w:p>
+            <w:pPr>
+              <w:spacing w:after="40" w:before="40" w:line="240" w:lineRule="auto"/>
+              <w:jc w:val="left"/>
+            </w:pPr>
+            <w:r>
+              <w:rPr>
+                <w:rFonts w:ascii="Times New Roman" w:hAnsi="Times New Roman"/>
+                <w:b w:val="0"/>
+                <w:i w:val="0"/>
+                <w:sz w:val="20"/>
+                <w:u w:val="none"/>
+              </w:rPr>
+              <w:t>2</w:t>
+            </w:r>
+          </w:p>
+        </w:tc>
+        <w:tc>
+          <w:tcPr>
+            <w:tcW w:type="dxa" w:w="3649"/>
+          </w:tcPr>
+          <w:p>
+            <w:pPr>
+              <w:spacing w:after="40" w:before="40" w:line="240" w:lineRule="auto"/>
+              <w:jc w:val="left"/>
+            </w:pPr>
+          </w:p>
+        </w:tc>
+        <w:tc>
+          <w:tcPr>
+            <w:tcW w:type="dxa" w:w="2372"/>
+          </w:tcPr>
+          <w:p>
+            <w:pPr>
+              <w:spacing w:after="40" w:before="40" w:line="240" w:lineRule="auto"/>
+              <w:jc w:val="left"/>
+            </w:pPr>
+          </w:p>
+        </w:tc>
+        <w:tc>
+          <w:tcPr>
+            <w:tcW w:type="dxa" w:w="2372"/>
+          </w:tcPr>
+          <w:p>
+            <w:pPr>
+              <w:spacing w:after="40" w:before="40" w:line="240" w:lineRule="auto"/>
+              <w:jc w:val="left"/>
+            </w:pPr>
+          </w:p>
+        </w:tc>
+      </w:tr>
+      <w:tr>
+        <w:tc>
+          <w:tcPr>
+            <w:tcW w:type="dxa" w:w="730"/>
+          </w:tcPr>
+          <w:p>
+            <w:pPr>
+              <w:spacing w:after="40" w:before="40" w:line="240" w:lineRule="auto"/>
+              <w:jc w:val="left"/>
+            </w:pPr>
+            <w:r>
+              <w:rPr>
+                <w:rFonts w:ascii="Times New Roman" w:hAnsi="Times New Roman"/>
+                <w:b w:val="0"/>
+                <w:i w:val="0"/>
+                <w:sz w:val="20"/>
+                <w:u w:val="none"/>
+              </w:rPr>
+              <w:t>3</w:t>
+            </w:r>
+          </w:p>
+        </w:tc>
+        <w:tc>
+          <w:tcPr>
+            <w:tcW w:type="dxa" w:w="3649"/>
+          </w:tcPr>
+          <w:p>
+            <w:pPr>
+              <w:spacing w:after="40" w:before="40" w:line="240" w:lineRule="auto"/>
+              <w:jc w:val="left"/>
+            </w:pPr>
+          </w:p>
+        </w:tc>
+        <w:tc>
+          <w:tcPr>
+            <w:tcW w:type="dxa" w:w="2372"/>
+          </w:tcPr>
+          <w:p>
+            <w:pPr>
+              <w:spacing w:after="40" w:before="40" w:line="240" w:lineRule="auto"/>
+              <w:jc w:val="left"/>
+            </w:pPr>
+          </w:p>
+        </w:tc>
+        <w:tc>
+          <w:tcPr>
+            <w:tcW w:type="dxa" w:w="2372"/>
+          </w:tcPr>
+          <w:p>
+            <w:pPr>
+              <w:spacing w:after="40" w:before="40" w:line="240" w:lineRule="auto"/>
+              <w:jc w:val="left"/>
+            </w:pPr>
+          </w:p>
+        </w:tc>
+      </w:tr>
+      <w:tr>
+        <w:tc>
+          <w:tcPr>
+            <w:tcW w:type="dxa" w:w="730"/>
+          </w:tcPr>
+          <w:p>
+            <w:pPr>
+              <w:spacing w:after="40" w:before="40" w:line="240" w:lineRule="auto"/>
+              <w:jc w:val="left"/>
+            </w:pPr>
+            <w:r>
+              <w:rPr>
+                <w:rFonts w:ascii="Times New Roman" w:hAnsi="Times New Roman"/>
+                <w:b w:val="0"/>
+                <w:i w:val="0"/>
+                <w:sz w:val="20"/>
+                <w:u w:val="none"/>
+              </w:rPr>
+              <w:t>4</w:t>
+            </w:r>
+          </w:p>
+        </w:tc>
+        <w:tc>
+          <w:tcPr>
+            <w:tcW w:type="dxa" w:w="3649"/>
+          </w:tcPr>
+          <w:p>
+            <w:pPr>
+              <w:spacing w:after="40" w:before="40" w:line="240" w:lineRule="auto"/>
+              <w:jc w:val="left"/>
+            </w:pPr>
+          </w:p>
+        </w:tc>
+        <w:tc>
+          <w:tcPr>
+            <w:tcW w:type="dxa" w:w="2372"/>
+          </w:tcPr>
+          <w:p>
+            <w:pPr>
+              <w:spacing w:after="40" w:before="40" w:line="240" w:lineRule="auto"/>
+              <w:jc w:val="left"/>
+            </w:pPr>
+          </w:p>
+        </w:tc>
+        <w:tc>
+          <w:tcPr>
+            <w:tcW w:type="dxa" w:w="2372"/>
+          </w:tcPr>
+          <w:p>
+            <w:pPr>
+              <w:spacing w:after="40" w:before="40" w:line="240" w:lineRule="auto"/>
+              <w:jc w:val="left"/>
+            </w:pPr>
+          </w:p>
+        </w:tc>
+      </w:tr>
+      <w:tr>
+        <w:tc>
+          <w:tcPr>
+            <w:tcW w:type="dxa" w:w="730"/>
+          </w:tcPr>
+          <w:p>
+            <w:pPr>
+              <w:spacing w:after="40" w:before="40" w:line="240" w:lineRule="auto"/>
+              <w:jc w:val="left"/>
+            </w:pPr>
+            <w:r>
+              <w:rPr>
+                <w:rFonts w:ascii="Times New Roman" w:hAnsi="Times New Roman"/>
+                <w:b w:val="0"/>
+                <w:i w:val="0"/>
+                <w:sz w:val="20"/>
+                <w:u w:val="none"/>
+              </w:rPr>
+              <w:t>5</w:t>
+            </w:r>
+          </w:p>
+        </w:tc>
+        <w:tc>
+          <w:tcPr>
+            <w:tcW w:type="dxa" w:w="3649"/>
+          </w:tcPr>
+          <w:p>
+            <w:pPr>
+              <w:spacing w:after="40" w:before="40" w:line="240" w:lineRule="auto"/>
+              <w:jc w:val="left"/>
+            </w:pPr>
+          </w:p>
+        </w:tc>
+        <w:tc>
+          <w:tcPr>
+            <w:tcW w:type="dxa" w:w="2372"/>
+          </w:tcPr>
+          <w:p>
+            <w:pPr>
+              <w:spacing w:after="40" w:before="40" w:line="240" w:lineRule="auto"/>
+              <w:jc w:val="left"/>
+            </w:pPr>
+          </w:p>
+        </w:tc>
+        <w:tc>
+          <w:tcPr>
+            <w:tcW w:type="dxa" w:w="2372"/>
+          </w:tcPr>
+          <w:p>
+            <w:pPr>
+              <w:spacing w:after="40" w:before="40" w:line="240" w:lineRule="auto"/>
+              <w:jc w:val="left"/>
+            </w:pPr>
+          </w:p>
+        </w:tc>
+      </w:tr>
+      <w:tr>
+        <w:tc>
+          <w:tcPr>
+            <w:tcW w:type="dxa" w:w="730"/>
+          </w:tcPr>
+          <w:p>
+            <w:pPr>
+              <w:spacing w:after="40" w:before="40" w:line="240" w:lineRule="auto"/>
+              <w:jc w:val="left"/>
+            </w:pPr>
+            <w:r>
+              <w:rPr>
+                <w:rFonts w:ascii="Times New Roman" w:hAnsi="Times New Roman"/>
+                <w:b w:val="0"/>
+                <w:i w:val="0"/>
+                <w:sz w:val="20"/>
+                <w:u w:val="none"/>
+              </w:rPr>
+              <w:t>6</w:t>
+            </w:r>
+          </w:p>
+        </w:tc>
+        <w:tc>
+          <w:tcPr>
+            <w:tcW w:type="dxa" w:w="3649"/>
+          </w:tcPr>
+          <w:p>
+            <w:pPr>
+              <w:spacing w:after="40" w:before="40" w:line="240" w:lineRule="auto"/>
+              <w:jc w:val="left"/>
+            </w:pPr>
+          </w:p>
+        </w:tc>
+        <w:tc>
+          <w:tcPr>
+            <w:tcW w:type="dxa" w:w="2372"/>
+          </w:tcPr>
+          <w:p>
+            <w:pPr>
+              <w:spacing w:after="40" w:before="40" w:line="240" w:lineRule="auto"/>
+              <w:jc w:val="left"/>
+            </w:pPr>
+          </w:p>
+        </w:tc>
+        <w:tc>
+          <w:tcPr>
+            <w:tcW w:type="dxa" w:w="2372"/>
+          </w:tcPr>
+          <w:p>
+            <w:pPr>
+              <w:spacing w:after="40" w:before="40" w:line="240" w:lineRule="auto"/>
+              <w:jc w:val="left"/>
+            </w:pPr>
+          </w:p>
+        </w:tc>
+      </w:tr>
+      <w:tr>
+        <w:tc>
+          <w:tcPr>
+            <w:tcW w:type="dxa" w:w="730"/>
+          </w:tcPr>
+          <w:p>
+            <w:pPr>
+              <w:spacing w:after="40" w:before="40" w:line="240" w:lineRule="auto"/>
+              <w:jc w:val="left"/>
+            </w:pPr>
+            <w:r>
+              <w:rPr>
+                <w:rFonts w:ascii="Times New Roman" w:hAnsi="Times New Roman"/>
+                <w:b w:val="0"/>
+                <w:i w:val="0"/>
+                <w:sz w:val="20"/>
+                <w:u w:val="none"/>
+              </w:rPr>
+              <w:t>7</w:t>
+            </w:r>
+          </w:p>
+        </w:tc>
+        <w:tc>
+          <w:tcPr>
+            <w:tcW w:type="dxa" w:w="3649"/>
+          </w:tcPr>
+          <w:p>
+            <w:pPr>
+              <w:spacing w:after="40" w:before="40" w:line="240" w:lineRule="auto"/>
+              <w:jc w:val="left"/>
+            </w:pPr>
+          </w:p>
+        </w:tc>
+        <w:tc>
+          <w:tcPr>
+            <w:tcW w:type="dxa" w:w="2372"/>
+          </w:tcPr>
+          <w:p>
+            <w:pPr>
+              <w:spacing w:after="40" w:before="40" w:line="240" w:lineRule="auto"/>
+              <w:jc w:val="left"/>
+            </w:pPr>
+          </w:p>
+        </w:tc>
+        <w:tc>
+          <w:tcPr>
+            <w:tcW w:type="dxa" w:w="2372"/>
+          </w:tcPr>
+          <w:p>
+            <w:pPr>
+              <w:spacing w:after="40" w:before="40" w:line="240" w:lineRule="auto"/>
+              <w:jc w:val="left"/>
+            </w:pPr>
+          </w:p>
+        </w:tc>
+      </w:tr>
+      <w:tr>
+        <w:tc>
+          <w:tcPr>
+            <w:tcW w:type="dxa" w:w="730"/>
+          </w:tcPr>
+          <w:p>
+            <w:pPr>
+              <w:spacing w:after="40" w:before="40" w:line="240" w:lineRule="auto"/>
+              <w:jc w:val="left"/>
+            </w:pPr>
+            <w:r>
+              <w:rPr>
+                <w:rFonts w:ascii="Times New Roman" w:hAnsi="Times New Roman"/>
+                <w:b w:val="0"/>
+                <w:i w:val="0"/>
+                <w:sz w:val="20"/>
+                <w:u w:val="none"/>
+              </w:rPr>
+              <w:t>8</w:t>
+            </w:r>
+          </w:p>
+        </w:tc>
+        <w:tc>
+          <w:tcPr>
+            <w:tcW w:type="dxa" w:w="3649"/>
+          </w:tcPr>
+          <w:p>
+            <w:pPr>
+              <w:spacing w:after="40" w:before="40" w:line="240" w:lineRule="auto"/>
+              <w:jc w:val="left"/>
+            </w:pPr>
+          </w:p>
+        </w:tc>
+        <w:tc>
+          <w:tcPr>
+            <w:tcW w:type="dxa" w:w="2372"/>
+          </w:tcPr>
+          <w:p>
+            <w:pPr>
+              <w:spacing w:after="40" w:before="40" w:line="240" w:lineRule="auto"/>
+              <w:jc w:val="left"/>
+            </w:pPr>
+          </w:p>
+        </w:tc>
+        <w:tc>
+          <w:tcPr>
+            <w:tcW w:type="dxa" w:w="2372"/>
+          </w:tcPr>
+          <w:p>
+            <w:pPr>
+              <w:spacing w:after="40" w:before="40" w:line="240" w:lineRule="auto"/>
+              <w:jc w:val="left"/>
+            </w:pPr>
+          </w:p>
+        </w:tc>
+      </w:tr>
+      <w:tr>
+        <w:tc>
+          <w:tcPr>
+            <w:tcW w:type="dxa" w:w="730"/>
+          </w:tcPr>
+          <w:p>
+            <w:pPr>
+              <w:spacing w:after="40" w:before="40" w:line="240" w:lineRule="auto"/>
+              <w:jc w:val="left"/>
+            </w:pPr>
+            <w:r>
+              <w:rPr>
+                <w:rFonts w:ascii="Times New Roman" w:hAnsi="Times New Roman"/>
+                <w:b w:val="0"/>
+                <w:i w:val="0"/>
+                <w:sz w:val="20"/>
+                <w:u w:val="none"/>
+              </w:rPr>
+              <w:t>9</w:t>
+            </w:r>
+          </w:p>
+        </w:tc>
+        <w:tc>
+          <w:tcPr>
+            <w:tcW w:type="dxa" w:w="3649"/>
+          </w:tcPr>
+          <w:p>
+            <w:pPr>
+              <w:spacing w:after="40" w:before="40" w:line="240" w:lineRule="auto"/>
+              <w:jc w:val="left"/>
+            </w:pPr>
+          </w:p>
+        </w:tc>
+        <w:tc>
+          <w:tcPr>
+            <w:tcW w:type="dxa" w:w="2372"/>
+          </w:tcPr>
+          <w:p>
+            <w:pPr>
+              <w:spacing w:after="40" w:before="40" w:line="240" w:lineRule="auto"/>
+              <w:jc w:val="left"/>
+            </w:pPr>
+          </w:p>
+        </w:tc>
+        <w:tc>
+          <w:tcPr>
+            <w:tcW w:type="dxa" w:w="2372"/>
+          </w:tcPr>
+          <w:p>
+            <w:pPr>
+              <w:spacing w:after="40" w:before="40" w:line="240" w:lineRule="auto"/>
+              <w:jc w:val="left"/>
+            </w:pPr>
+          </w:p>
+        </w:tc>
+      </w:tr>
+      <w:tr>
+        <w:tc>
+          <w:tcPr>
+            <w:tcW w:type="dxa" w:w="730"/>
+            <w:shd w:val="clear" w:color="auto" w:fill="D9D9D9"/>
+          </w:tcPr>
+          <w:p>
+            <w:pPr>
+              <w:spacing w:after="40" w:before="40" w:line="240" w:lineRule="auto"/>
+              <w:jc w:val="center"/>
+            </w:pPr>
+            <w:r>
+              <w:rPr>
+                <w:rFonts w:ascii="Times New Roman" w:hAnsi="Times New Roman"/>
+                <w:b/>
+                <w:i w:val="0"/>
+                <w:sz w:val="20"/>
+                <w:u w:val="none"/>
+              </w:rPr>
+              <w:t>TOTAL: NUEVE (9) TRABAJADORES</w:t>
+            </w:r>
+          </w:p>
+        </w:tc>
+        <w:tc>
+          <w:tcPr>
+            <w:tcW w:type="dxa" w:w="3649"/>
+            <w:shd w:val="clear" w:color="auto" w:fill="D9D9D9"/>
+          </w:tcPr>
+          <w:p>
+            <w:pPr>
+              <w:spacing w:after="40" w:before="40" w:line="240" w:lineRule="auto"/>
+              <w:jc w:val="center"/>
+            </w:pPr>
+          </w:p>
+        </w:tc>
+        <w:tc>
+          <w:tcPr>
+            <w:tcW w:type="dxa" w:w="2372"/>
+            <w:shd w:val="clear" w:color="auto" w:fill="D9D9D9"/>
+          </w:tcPr>
+          <w:p>
+            <w:pPr>
+              <w:spacing w:after="40" w:before="40" w:line="240" w:lineRule="auto"/>
+              <w:jc w:val="center"/>
+            </w:pPr>
+          </w:p>
+        </w:tc>
+        <w:tc>
+          <w:tcPr>
+            <w:tcW w:type="dxa" w:w="2372"/>
+            <w:shd w:val="clear" w:color="auto" w:fill="D9D9D9"/>
+          </w:tcPr>
+          <w:p>
+            <w:pPr>
+              <w:spacing w:after="40" w:before="40" w:line="240" w:lineRule="auto"/>
+              <w:jc w:val="center"/>
+            </w:pPr>
+          </w:p>
+        </w:tc>
+      </w:tr>
+    </w:tbl>
+    <w:p>
+      <w:pPr>
+        <w:spacing w:after="80"/>
+      </w:pPr>
+    </w:p>
+    <w:p>
+      <w:r>
+        <w:rPr>
+          <w:rFonts w:ascii="Times New Roman" w:hAnsi="Times New Roman"/>
+          <w:b w:val="0"/>
+          <w:i w:val="0"/>
+          <w:u w:val="none"/>
+        </w:rPr>
+        <w:t>Los suscritos dejan constancia de que la relación anterior comprende la totalidad de los trabajadores vinculados directamente con la sociedad, que su número —</w:t>
+      </w:r>
+      <w:r>
+        <w:rPr>
+          <w:rFonts w:ascii="Times New Roman" w:hAnsi="Times New Roman"/>
+          <w:b/>
+          <w:i w:val="0"/>
+          <w:u w:val="none"/>
+        </w:rPr>
+        <w:t>nueve (9)</w:t>
+      </w:r>
+      <w:r>
+        <w:rPr>
+          <w:rFonts w:ascii="Times New Roman" w:hAnsi="Times New Roman"/>
+          <w:b w:val="0"/>
+          <w:i w:val="0"/>
+          <w:u w:val="none"/>
+        </w:rPr>
+        <w:t xml:space="preserve">— no supera el límite legal de cincuenta (50), y de que de esas nueve personas </w:t>
+      </w:r>
+      <w:r>
+        <w:rPr>
+          <w:rFonts w:ascii="Times New Roman" w:hAnsi="Times New Roman"/>
+          <w:b/>
+          <w:i w:val="0"/>
+          <w:u w:val="none"/>
+        </w:rPr>
+        <w:t>cinco (5) son mujeres</w:t>
+      </w:r>
+      <w:r>
+        <w:rPr>
+          <w:rFonts w:ascii="Times New Roman" w:hAnsi="Times New Roman"/>
+          <w:b w:val="0"/>
+          <w:i w:val="0"/>
+          <w:u w:val="none"/>
+        </w:rPr>
+        <w:t xml:space="preserve"> y </w:t>
+      </w:r>
+      <w:r>
+        <w:rPr>
+          <w:rFonts w:ascii="Times New Roman" w:hAnsi="Times New Roman"/>
+          <w:b/>
+          <w:i w:val="0"/>
+          <w:u w:val="none"/>
+        </w:rPr>
+        <w:t>dos (2) de ellas ocupan cargos directivos</w:t>
+      </w:r>
+      <w:r>
+        <w:rPr>
+          <w:rFonts w:ascii="Times New Roman" w:hAnsi="Times New Roman"/>
+          <w:b w:val="0"/>
+          <w:i w:val="0"/>
+          <w:u w:val="none"/>
+        </w:rPr>
+        <w:t>.</w:t>
+      </w:r>
+    </w:p>
+    <w:p>
+      <w:r>
+        <w:rPr>
+          <w:rFonts w:ascii="Times New Roman" w:hAnsi="Times New Roman"/>
+          <w:b/>
+          <w:i w:val="0"/>
+          <w:u w:val="none"/>
+        </w:rPr>
         <w:t>QUINTO — Solicitud.</w:t>
       </w:r>
       <w:r>
@@ -2053,7 +2832,63 @@
           <w:sz w:val="22"/>
           <w:u w:val="none"/>
         </w:rPr>
-        <w:t>Anexo sugerido: copia ampliada al 150 % de las cédulas de ciudadanía de ambos accionistas y del representante legal y su suplente, conforme lo solicita el levantamiento de información.</w:t>
+        <w:t xml:space="preserve">Anexos: copia ampliada de las cédulas de ciudadanía de ambos accionistas y del representante legal y su suplente. Para la Ley 1780, la guía registral exige de manera específica la </w:t>
+      </w:r>
+      <w:r>
+        <w:rPr>
+          <w:rFonts w:ascii="Times New Roman" w:hAnsi="Times New Roman"/>
+          <w:b/>
+          <w:i/>
+          <w:sz w:val="22"/>
+          <w:u w:val="none"/>
+        </w:rPr>
+        <w:t>copia de la cédula de la accionista que tiene entre 18 y 35 años</w:t>
+      </w:r>
+      <w:r>
+        <w:rPr>
+          <w:rFonts w:ascii="Times New Roman" w:hAnsi="Times New Roman"/>
+          <w:b w:val="0"/>
+          <w:i/>
+          <w:sz w:val="22"/>
+          <w:u w:val="none"/>
+        </w:rPr>
+        <w:t>, esto es, la de Mariana López Castaño.</w:t>
+      </w:r>
+    </w:p>
+    <w:p>
+      <w:pPr>
+        <w:spacing w:after="160"/>
+        <w:ind w:left="680" w:right="567"/>
+      </w:pPr>
+      <w:r>
+        <w:rPr>
+          <w:rFonts w:ascii="Times New Roman" w:hAnsi="Times New Roman"/>
+          <w:b w:val="0"/>
+          <w:i/>
+          <w:sz w:val="22"/>
+          <w:u w:val="none"/>
+        </w:rPr>
+        <w:t xml:space="preserve">Advertencia: además de esta declaración, la Cámara de Comercio entrega junto con el formulario RUES un </w:t>
+      </w:r>
+      <w:r>
+        <w:rPr>
+          <w:rFonts w:ascii="Times New Roman" w:hAnsi="Times New Roman"/>
+          <w:b/>
+          <w:i/>
+          <w:sz w:val="22"/>
+          <w:u w:val="none"/>
+        </w:rPr>
+        <w:t>formato propio</w:t>
+      </w:r>
+      <w:r>
+        <w:rPr>
+          <w:rFonts w:ascii="Times New Roman" w:hAnsi="Times New Roman"/>
+          <w:b w:val="0"/>
+          <w:i/>
+          <w:sz w:val="22"/>
+          <w:u w:val="none"/>
+        </w:rPr>
+        <w:t xml:space="preserve"> para acreditar las condiciones de la pequeña empresa joven, que debe recogerse en taquilla o descargarse del sitio web y firmarse por la representante legal. Esta declaración reúne toda la información que ese formato pide, de modo que su diligenciamiento es una transcripción.</w:t>
       </w:r>
     </w:p>
     <w:sectPr>

--- a/constitucion_sas_nova_bienestar/docx/03_Certificacion_de_capital_y_declaracion_Ley_1780.docx
+++ b/constitucion_sas_nova_bienestar/docx/03_Certificacion_de_capital_y_declaracion_Ley_1780.docx
@@ -31,7 +31,7 @@
           <w:sz w:val="24"/>
           <w:u w:val="none"/>
         </w:rPr>
-        <w:t>NOVA BIENESTAR INTEGRAL S.A.S. — En constitución</w:t>
+        <w:t>NOVA BIENESTAR INTEGRAL S.A.S. En constitución</w:t>
       </w:r>
     </w:p>
     <w:p>
@@ -1279,7 +1279,7 @@
           <w:sz w:val="24"/>
           <w:u w:val="none"/>
         </w:rPr>
-        <w:t>Ley 1780 de 2016 — Pequeña empresa joven</w:t>
+        <w:t>Ley 1780 de 2016. Pequeña empresa joven</w:t>
       </w:r>
     </w:p>
     <w:p>
@@ -1367,7 +1367,7 @@
           <w:i w:val="0"/>
           <w:u w:val="none"/>
         </w:rPr>
-        <w:t xml:space="preserve"> Solicitud de aplicación del beneficio de exención del pago de los derechos de matrícula mercantil, artículo 3.º de la Ley 1780 de 2016 — </w:t>
+        <w:t xml:space="preserve"> Solicitud de aplicación del beneficio de exención del pago de los derechos de matrícula mercantil, artículo 3.º de la Ley 1780 de 2016, </w:t>
       </w:r>
       <w:r>
         <w:rPr>
@@ -1450,7 +1450,7 @@
           <w:i w:val="0"/>
           <w:u w:val="none"/>
         </w:rPr>
-        <w:t>PRIMERO — Inicio de la actividad económica.</w:t>
+        <w:t>PRIMERO. Inicio de la actividad económica.</w:t>
       </w:r>
       <w:r>
         <w:rPr>
@@ -1488,7 +1488,7 @@
           <w:i w:val="0"/>
           <w:u w:val="none"/>
         </w:rPr>
-        <w:t>SEGUNDO — Requisito de participación accionaria juvenil.</w:t>
+        <w:t>SEGUNDO. Requisito de participación accionaria juvenil.</w:t>
       </w:r>
       <w:r>
         <w:rPr>
@@ -1533,7 +1533,7 @@
           <w:i w:val="0"/>
           <w:u w:val="none"/>
         </w:rPr>
-        <w:t xml:space="preserve"> —esto es, se encuentra en el rango de dieciocho (18) a treinta y cinco (35) años exigido por la ley— y es titular de </w:t>
+        <w:t xml:space="preserve"> (esto es, se encuentra en el rango de dieciocho (18) a treinta y cinco (35) años exigido por la ley) y es titular de </w:t>
       </w:r>
       <w:r>
         <w:rPr>
@@ -1598,7 +1598,7 @@
           <w:i w:val="0"/>
           <w:u w:val="none"/>
         </w:rPr>
-        <w:t>TERCERO — Requisito de planta de personal.</w:t>
+        <w:t>TERCERO. Requisito de planta de personal.</w:t>
       </w:r>
       <w:r>
         <w:rPr>
@@ -1654,7 +1654,7 @@
           <w:i w:val="0"/>
           <w:u w:val="none"/>
         </w:rPr>
-        <w:t>CUARTO — Requisito de activos totales.</w:t>
+        <w:t>CUARTO. Requisito de activos totales.</w:t>
       </w:r>
       <w:r>
         <w:rPr>
@@ -1728,7 +1728,7 @@
           <w:i w:val="0"/>
           <w:u w:val="none"/>
         </w:rPr>
-        <w:t>CUARTO BIS — Relación de trabajadores vinculados directamente.</w:t>
+        <w:t>CUARTO BIS. Relación de trabajadores vinculados directamente.</w:t>
       </w:r>
       <w:r>
         <w:rPr>
@@ -2442,7 +2442,7 @@
           <w:i w:val="0"/>
           <w:u w:val="none"/>
         </w:rPr>
-        <w:t>Los suscritos dejan constancia de que la relación anterior comprende la totalidad de los trabajadores vinculados directamente con la sociedad, que su número —</w:t>
+        <w:t xml:space="preserve">Los suscritos dejan constancia de que la relación anterior comprende la totalidad de los trabajadores vinculados directamente con la sociedad, que su número, </w:t>
       </w:r>
       <w:r>
         <w:rPr>
@@ -2460,7 +2460,7 @@
           <w:i w:val="0"/>
           <w:u w:val="none"/>
         </w:rPr>
-        <w:t xml:space="preserve">— no supera el límite legal de cincuenta (50), y de que de esas nueve personas </w:t>
+        <w:t xml:space="preserve">, no supera el límite legal de cincuenta (50), y de que de esas nueve personas </w:t>
       </w:r>
       <w:r>
         <w:rPr>
@@ -2507,7 +2507,7 @@
           <w:i w:val="0"/>
           <w:u w:val="none"/>
         </w:rPr>
-        <w:t>QUINTO — Solicitud.</w:t>
+        <w:t>QUINTO. Solicitud.</w:t>
       </w:r>
       <w:r>
         <w:rPr>
@@ -2545,7 +2545,7 @@
           <w:i w:val="0"/>
           <w:u w:val="none"/>
         </w:rPr>
-        <w:t>SEXTO — Alcance del beneficio.</w:t>
+        <w:t>SEXTO. Alcance del beneficio.</w:t>
       </w:r>
       <w:r>
         <w:rPr>
@@ -2601,7 +2601,7 @@
           <w:i w:val="0"/>
           <w:u w:val="none"/>
         </w:rPr>
-        <w:t>SÉPTIMO — Conservación del beneficio.</w:t>
+        <w:t>SÉPTIMO. Conservación del beneficio.</w:t>
       </w:r>
       <w:r>
         <w:rPr>
@@ -2639,7 +2639,7 @@
           <w:i w:val="0"/>
           <w:u w:val="none"/>
         </w:rPr>
-        <w:t>OCTAVO — Veracidad.</w:t>
+        <w:t>OCTAVO. Veracidad.</w:t>
       </w:r>
       <w:r>
         <w:rPr>
@@ -2975,7 +2975,7 @@
         <w:color w:val="555555"/>
         <w:sz w:val="16"/>
       </w:rPr>
-      <w:t>NOVA BIENESTAR INTEGRAL S.A.S. — Certificaciones anexas</w:t>
+      <w:t>NOVA BIENESTAR INTEGRAL S.A.S. Certificaciones anexas</w:t>
     </w:r>
   </w:p>
 </w:hdr>
